--- a/WriteUp.docx
+++ b/WriteUp.docx
@@ -65,23 +65,7 @@
         </w:numPr>
       </w:pPr>
       <w:r>
-        <w:t xml:space="preserve">A list of commands used to generate </w:t>
-      </w:r>
-      <w:proofErr w:type="gramStart"/>
-      <w:r>
-        <w:t>all of</w:t>
-      </w:r>
-      <w:proofErr w:type="gramEnd"/>
-      <w:r>
-        <w:t xml:space="preserve"> your results. You do not need to explain the code in </w:t>
-      </w:r>
-      <w:proofErr w:type="gramStart"/>
-      <w:r>
-        <w:t>detail, but</w:t>
-      </w:r>
-      <w:proofErr w:type="gramEnd"/>
-      <w:r>
-        <w:t xml:space="preserve"> make sure it’s clear how all the results in your report were generated.</w:t>
+        <w:t>A list of commands used to generate all of your results. You do not need to explain the code in detail, but make sure it’s clear how all the results in your report were generated.</w:t>
       </w:r>
     </w:p>
     <w:p>
@@ -92,7 +76,6 @@
           <w:numId w:val="1"/>
         </w:numPr>
       </w:pPr>
-      <w:proofErr w:type="spellStart"/>
       <w:r>
         <w:rPr>
           <w:rFonts w:ascii="Menlo" w:hAnsi="Menlo" w:cs="Menlo"/>
@@ -101,18 +84,7 @@
           <w:sz w:val="22"/>
           <w:szCs w:val="22"/>
         </w:rPr>
-        <w:t>jupyter</w:t>
-      </w:r>
-      <w:proofErr w:type="spellEnd"/>
-      <w:r>
-        <w:rPr>
-          <w:rFonts w:ascii="Menlo" w:hAnsi="Menlo" w:cs="Menlo"/>
-          <w:color w:val="000000"/>
-          <w:kern w:val="0"/>
-          <w:sz w:val="22"/>
-          <w:szCs w:val="22"/>
-        </w:rPr>
-        <w:t xml:space="preserve"> notebook</w:t>
+        <w:t>jupyter notebook</w:t>
       </w:r>
     </w:p>
     <w:p>
@@ -141,7 +113,7 @@
           <w:sz w:val="22"/>
           <w:szCs w:val="22"/>
         </w:rPr>
-        <w:t>cs567_project</w:t>
+        <w:t>cs567_project.ipynb</w:t>
       </w:r>
     </w:p>
     <w:p>
